--- a/binder_source_ordered/205_S2_2.5_Operational_Retention_Record_Persistence_and_Governance_Reconstruction.docx
+++ b/binder_source_ordered/205_S2_2.5_Operational_Retention_Record_Persistence_and_Governance_Reconstruction.docx
@@ -2574,7 +2574,7 @@
                 <w:color w:val="2B3646"/>
                 <w:sz w:val="15"/>
               </w:rPr>
-              <w:t>Becomes relevant when status supports escalation, customer communication, or assurance.</w:t>
+              <w:t>Becomes relevant when status supports escalation, customer communication, or confidence.</w:t>
             </w:r>
           </w:p>
         </w:tc>
@@ -7575,7 +7575,7 @@
                 <w:color w:val="2B3646"/>
                 <w:sz w:val="15"/>
               </w:rPr>
-              <w:t>Control evidence, assurance statements, and audit-supportive responses.</w:t>
+              <w:t>Control evidence, confidence statements, and audit-supportive responses.</w:t>
             </w:r>
           </w:p>
         </w:tc>
@@ -11564,7 +11564,7 @@
                 <w:color w:val="2B3646"/>
                 <w:sz w:val="15"/>
               </w:rPr>
-              <w:t>Stale labels influence routing, escalation, or assurance posture.</w:t>
+              <w:t>Stale labels influence routing, escalation, or confidence posture.</w:t>
             </w:r>
           </w:p>
         </w:tc>
@@ -12784,7 +12784,7 @@
                 <w:color w:val="2B3646"/>
                 <w:sz w:val="15"/>
               </w:rPr>
-              <w:t>Produces response, report, executive language, or assurance wording.</w:t>
+              <w:t>Produces response, report, executive language, or confidence wording.</w:t>
             </w:r>
           </w:p>
         </w:tc>
